--- a/chapters/08/core/AIHE-B05/supp/AIHE-EX16/docx/AIHE-EX16_worked_example.docx
+++ b/chapters/08/core/AIHE-B05/supp/AIHE-EX16/docx/AIHE-EX16_worked_example.docx
@@ -5,7 +5,7 @@
     <w:p>
       <w:pPr>
         <w:pStyle w:val="Title"/>
-        <w:jc w:val="center"/>
+        <w:jc w:val="centre"/>
       </w:pPr>
       <w:r>
         <w:rPr>
@@ -27,7 +27,7 @@
     </w:p>
     <w:p>
       <w:pPr>
-        <w:jc w:val="center"/>
+        <w:jc w:val="centre"/>
       </w:pPr>
       <w:r>
         <w:rPr>
@@ -41,7 +41,7 @@
       <w:tblPr>
         <w:tblStyle w:val="TableGrid"/>
         <w:tblW w:type="auto" w:w="0"/>
-        <w:jc w:val="center"/>
+        <w:jc w:val="centre"/>
         <w:tblLook w:firstColumn="1" w:firstRow="1" w:lastColumn="0" w:lastRow="0" w:noHBand="0" w:noVBand="1" w:val="04A0"/>
       </w:tblPr>
       <w:tblGrid>
@@ -52,7 +52,7 @@
         <w:tc>
           <w:tcPr>
             <w:tcW w:type="dxa" w:w="5256"/>
-            <w:vAlign w:val="center"/>
+            <w:vAlign w:val="centre"/>
             <w:shd w:fill="1F4E79"/>
           </w:tcPr>
           <w:p>
@@ -74,7 +74,7 @@
         <w:tc>
           <w:tcPr>
             <w:tcW w:type="dxa" w:w="5256"/>
-            <w:vAlign w:val="center"/>
+            <w:vAlign w:val="centre"/>
           </w:tcPr>
           <w:p>
             <w:pPr>
@@ -95,7 +95,7 @@
         <w:tc>
           <w:tcPr>
             <w:tcW w:type="dxa" w:w="5256"/>
-            <w:vAlign w:val="center"/>
+            <w:vAlign w:val="centre"/>
             <w:shd w:fill="1F4E79"/>
           </w:tcPr>
           <w:p>
@@ -117,7 +117,7 @@
         <w:tc>
           <w:tcPr>
             <w:tcW w:type="dxa" w:w="5256"/>
-            <w:vAlign w:val="center"/>
+            <w:vAlign w:val="centre"/>
           </w:tcPr>
           <w:p>
             <w:pPr>
@@ -138,7 +138,7 @@
         <w:tc>
           <w:tcPr>
             <w:tcW w:type="dxa" w:w="5256"/>
-            <w:vAlign w:val="center"/>
+            <w:vAlign w:val="centre"/>
             <w:shd w:fill="1F4E79"/>
           </w:tcPr>
           <w:p>
@@ -160,7 +160,7 @@
         <w:tc>
           <w:tcPr>
             <w:tcW w:type="dxa" w:w="5256"/>
-            <w:vAlign w:val="center"/>
+            <w:vAlign w:val="centre"/>
           </w:tcPr>
           <w:p>
             <w:pPr>
@@ -181,7 +181,7 @@
         <w:tc>
           <w:tcPr>
             <w:tcW w:type="dxa" w:w="5256"/>
-            <w:vAlign w:val="center"/>
+            <w:vAlign w:val="centre"/>
             <w:shd w:fill="1F4E79"/>
           </w:tcPr>
           <w:p>
@@ -203,7 +203,7 @@
         <w:tc>
           <w:tcPr>
             <w:tcW w:type="dxa" w:w="5256"/>
-            <w:vAlign w:val="center"/>
+            <w:vAlign w:val="centre"/>
           </w:tcPr>
           <w:p>
             <w:pPr>
@@ -276,7 +276,7 @@
       <w:tblPr>
         <w:tblStyle w:val="TableGrid"/>
         <w:tblW w:type="auto" w:w="0"/>
-        <w:jc w:val="center"/>
+        <w:jc w:val="centre"/>
         <w:tblLook w:firstColumn="1" w:firstRow="1" w:lastColumn="0" w:lastRow="0" w:noHBand="0" w:noVBand="1" w:val="04A0"/>
       </w:tblPr>
       <w:tblGrid>
@@ -293,7 +293,7 @@
         <w:tc>
           <w:tcPr>
             <w:tcW w:type="dxa" w:w="1800"/>
-            <w:vAlign w:val="center"/>
+            <w:vAlign w:val="centre"/>
             <w:shd w:fill="1F4E79"/>
           </w:tcPr>
           <w:p>
@@ -315,7 +315,7 @@
         <w:tc>
           <w:tcPr>
             <w:tcW w:type="dxa" w:w="3816"/>
-            <w:vAlign w:val="center"/>
+            <w:vAlign w:val="centre"/>
             <w:shd w:fill="1F4E79"/>
           </w:tcPr>
           <w:p>
@@ -337,7 +337,7 @@
         <w:tc>
           <w:tcPr>
             <w:tcW w:type="dxa" w:w="1080"/>
-            <w:vAlign w:val="center"/>
+            <w:vAlign w:val="centre"/>
             <w:shd w:fill="1F4E79"/>
           </w:tcPr>
           <w:p>
@@ -359,7 +359,7 @@
         <w:tc>
           <w:tcPr>
             <w:tcW w:type="dxa" w:w="2520"/>
-            <w:vAlign w:val="center"/>
+            <w:vAlign w:val="centre"/>
             <w:shd w:fill="1F4E79"/>
           </w:tcPr>
           <w:p>
@@ -381,7 +381,7 @@
         <w:tc>
           <w:tcPr>
             <w:tcW w:type="dxa" w:w="2304"/>
-            <w:vAlign w:val="center"/>
+            <w:vAlign w:val="centre"/>
             <w:shd w:fill="1F4E79"/>
           </w:tcPr>
           <w:p>
@@ -405,7 +405,7 @@
         <w:tc>
           <w:tcPr>
             <w:tcW w:type="dxa" w:w="1800"/>
-            <w:vAlign w:val="center"/>
+            <w:vAlign w:val="centre"/>
           </w:tcPr>
           <w:p>
             <w:pPr>
@@ -429,7 +429,7 @@
         <w:tc>
           <w:tcPr>
             <w:tcW w:type="dxa" w:w="3816"/>
-            <w:vAlign w:val="center"/>
+            <w:vAlign w:val="centre"/>
           </w:tcPr>
           <w:p>
             <w:pPr>
@@ -449,7 +449,7 @@
         <w:tc>
           <w:tcPr>
             <w:tcW w:type="dxa" w:w="1080"/>
-            <w:vAlign w:val="center"/>
+            <w:vAlign w:val="centre"/>
           </w:tcPr>
           <w:p>
             <w:pPr>
@@ -469,7 +469,7 @@
         <w:tc>
           <w:tcPr>
             <w:tcW w:type="dxa" w:w="2520"/>
-            <w:vAlign w:val="center"/>
+            <w:vAlign w:val="centre"/>
           </w:tcPr>
           <w:p>
             <w:pPr>
@@ -489,7 +489,7 @@
         <w:tc>
           <w:tcPr>
             <w:tcW w:type="dxa" w:w="2304"/>
-            <w:vAlign w:val="center"/>
+            <w:vAlign w:val="centre"/>
           </w:tcPr>
           <w:p>
             <w:pPr>
@@ -511,7 +511,7 @@
         <w:tc>
           <w:tcPr>
             <w:tcW w:type="dxa" w:w="1800"/>
-            <w:vAlign w:val="center"/>
+            <w:vAlign w:val="centre"/>
             <w:shd w:fill="F3F7FA"/>
           </w:tcPr>
           <w:p>
@@ -536,7 +536,7 @@
         <w:tc>
           <w:tcPr>
             <w:tcW w:type="dxa" w:w="3816"/>
-            <w:vAlign w:val="center"/>
+            <w:vAlign w:val="centre"/>
             <w:shd w:fill="F3F7FA"/>
           </w:tcPr>
           <w:p>
@@ -557,7 +557,7 @@
         <w:tc>
           <w:tcPr>
             <w:tcW w:type="dxa" w:w="1080"/>
-            <w:vAlign w:val="center"/>
+            <w:vAlign w:val="centre"/>
             <w:shd w:fill="F3F7FA"/>
           </w:tcPr>
           <w:p>
@@ -578,7 +578,7 @@
         <w:tc>
           <w:tcPr>
             <w:tcW w:type="dxa" w:w="2520"/>
-            <w:vAlign w:val="center"/>
+            <w:vAlign w:val="centre"/>
             <w:shd w:fill="F3F7FA"/>
           </w:tcPr>
           <w:p>
@@ -599,7 +599,7 @@
         <w:tc>
           <w:tcPr>
             <w:tcW w:type="dxa" w:w="2304"/>
-            <w:vAlign w:val="center"/>
+            <w:vAlign w:val="centre"/>
             <w:shd w:fill="F3F7FA"/>
           </w:tcPr>
           <w:p>
@@ -622,7 +622,7 @@
         <w:tc>
           <w:tcPr>
             <w:tcW w:type="dxa" w:w="1800"/>
-            <w:vAlign w:val="center"/>
+            <w:vAlign w:val="centre"/>
           </w:tcPr>
           <w:p>
             <w:pPr>
@@ -646,7 +646,7 @@
         <w:tc>
           <w:tcPr>
             <w:tcW w:type="dxa" w:w="3816"/>
-            <w:vAlign w:val="center"/>
+            <w:vAlign w:val="centre"/>
           </w:tcPr>
           <w:p>
             <w:pPr>
@@ -666,7 +666,7 @@
         <w:tc>
           <w:tcPr>
             <w:tcW w:type="dxa" w:w="1080"/>
-            <w:vAlign w:val="center"/>
+            <w:vAlign w:val="centre"/>
           </w:tcPr>
           <w:p>
             <w:pPr>
@@ -686,7 +686,7 @@
         <w:tc>
           <w:tcPr>
             <w:tcW w:type="dxa" w:w="2520"/>
-            <w:vAlign w:val="center"/>
+            <w:vAlign w:val="centre"/>
           </w:tcPr>
           <w:p>
             <w:pPr>
@@ -706,7 +706,7 @@
         <w:tc>
           <w:tcPr>
             <w:tcW w:type="dxa" w:w="2304"/>
-            <w:vAlign w:val="center"/>
+            <w:vAlign w:val="centre"/>
           </w:tcPr>
           <w:p>
             <w:pPr>
@@ -728,7 +728,7 @@
         <w:tc>
           <w:tcPr>
             <w:tcW w:type="dxa" w:w="1800"/>
-            <w:vAlign w:val="center"/>
+            <w:vAlign w:val="centre"/>
             <w:shd w:fill="F3F7FA"/>
           </w:tcPr>
           <w:p>
@@ -753,7 +753,7 @@
         <w:tc>
           <w:tcPr>
             <w:tcW w:type="dxa" w:w="3816"/>
-            <w:vAlign w:val="center"/>
+            <w:vAlign w:val="centre"/>
             <w:shd w:fill="F3F7FA"/>
           </w:tcPr>
           <w:p>
@@ -774,7 +774,7 @@
         <w:tc>
           <w:tcPr>
             <w:tcW w:type="dxa" w:w="1080"/>
-            <w:vAlign w:val="center"/>
+            <w:vAlign w:val="centre"/>
             <w:shd w:fill="F3F7FA"/>
           </w:tcPr>
           <w:p>
@@ -795,7 +795,7 @@
         <w:tc>
           <w:tcPr>
             <w:tcW w:type="dxa" w:w="2520"/>
-            <w:vAlign w:val="center"/>
+            <w:vAlign w:val="centre"/>
             <w:shd w:fill="F3F7FA"/>
           </w:tcPr>
           <w:p>
@@ -816,7 +816,7 @@
         <w:tc>
           <w:tcPr>
             <w:tcW w:type="dxa" w:w="2304"/>
-            <w:vAlign w:val="center"/>
+            <w:vAlign w:val="centre"/>
             <w:shd w:fill="F3F7FA"/>
           </w:tcPr>
           <w:p>
@@ -839,7 +839,7 @@
         <w:tc>
           <w:tcPr>
             <w:tcW w:type="dxa" w:w="1800"/>
-            <w:vAlign w:val="center"/>
+            <w:vAlign w:val="centre"/>
           </w:tcPr>
           <w:p>
             <w:pPr>
@@ -863,7 +863,7 @@
         <w:tc>
           <w:tcPr>
             <w:tcW w:type="dxa" w:w="3816"/>
-            <w:vAlign w:val="center"/>
+            <w:vAlign w:val="centre"/>
           </w:tcPr>
           <w:p>
             <w:pPr>
@@ -883,7 +883,7 @@
         <w:tc>
           <w:tcPr>
             <w:tcW w:type="dxa" w:w="1080"/>
-            <w:vAlign w:val="center"/>
+            <w:vAlign w:val="centre"/>
           </w:tcPr>
           <w:p>
             <w:pPr>
@@ -903,7 +903,7 @@
         <w:tc>
           <w:tcPr>
             <w:tcW w:type="dxa" w:w="2520"/>
-            <w:vAlign w:val="center"/>
+            <w:vAlign w:val="centre"/>
           </w:tcPr>
           <w:p>
             <w:pPr>
@@ -923,7 +923,7 @@
         <w:tc>
           <w:tcPr>
             <w:tcW w:type="dxa" w:w="2304"/>
-            <w:vAlign w:val="center"/>
+            <w:vAlign w:val="centre"/>
           </w:tcPr>
           <w:p>
             <w:pPr>
@@ -945,7 +945,7 @@
         <w:tc>
           <w:tcPr>
             <w:tcW w:type="dxa" w:w="1800"/>
-            <w:vAlign w:val="center"/>
+            <w:vAlign w:val="centre"/>
             <w:shd w:fill="F3F7FA"/>
           </w:tcPr>
           <w:p>
@@ -970,7 +970,7 @@
         <w:tc>
           <w:tcPr>
             <w:tcW w:type="dxa" w:w="3816"/>
-            <w:vAlign w:val="center"/>
+            <w:vAlign w:val="centre"/>
             <w:shd w:fill="F3F7FA"/>
           </w:tcPr>
           <w:p>
@@ -991,7 +991,7 @@
         <w:tc>
           <w:tcPr>
             <w:tcW w:type="dxa" w:w="1080"/>
-            <w:vAlign w:val="center"/>
+            <w:vAlign w:val="centre"/>
             <w:shd w:fill="F3F7FA"/>
           </w:tcPr>
           <w:p>
@@ -1012,7 +1012,7 @@
         <w:tc>
           <w:tcPr>
             <w:tcW w:type="dxa" w:w="2520"/>
-            <w:vAlign w:val="center"/>
+            <w:vAlign w:val="centre"/>
             <w:shd w:fill="F3F7FA"/>
           </w:tcPr>
           <w:p>
@@ -1033,7 +1033,7 @@
         <w:tc>
           <w:tcPr>
             <w:tcW w:type="dxa" w:w="2304"/>
-            <w:vAlign w:val="center"/>
+            <w:vAlign w:val="centre"/>
             <w:shd w:fill="F3F7FA"/>
           </w:tcPr>
           <w:p>
@@ -1056,7 +1056,7 @@
         <w:tc>
           <w:tcPr>
             <w:tcW w:type="dxa" w:w="1800"/>
-            <w:vAlign w:val="center"/>
+            <w:vAlign w:val="centre"/>
           </w:tcPr>
           <w:p>
             <w:pPr>
@@ -1080,7 +1080,7 @@
         <w:tc>
           <w:tcPr>
             <w:tcW w:type="dxa" w:w="3816"/>
-            <w:vAlign w:val="center"/>
+            <w:vAlign w:val="centre"/>
           </w:tcPr>
           <w:p>
             <w:pPr>
@@ -1100,7 +1100,7 @@
         <w:tc>
           <w:tcPr>
             <w:tcW w:type="dxa" w:w="1080"/>
-            <w:vAlign w:val="center"/>
+            <w:vAlign w:val="centre"/>
           </w:tcPr>
           <w:p>
             <w:pPr>
@@ -1120,7 +1120,7 @@
         <w:tc>
           <w:tcPr>
             <w:tcW w:type="dxa" w:w="2520"/>
-            <w:vAlign w:val="center"/>
+            <w:vAlign w:val="centre"/>
           </w:tcPr>
           <w:p>
             <w:pPr>
@@ -1140,7 +1140,7 @@
         <w:tc>
           <w:tcPr>
             <w:tcW w:type="dxa" w:w="2304"/>
-            <w:vAlign w:val="center"/>
+            <w:vAlign w:val="centre"/>
           </w:tcPr>
           <w:p>
             <w:pPr>
@@ -1162,7 +1162,7 @@
         <w:tc>
           <w:tcPr>
             <w:tcW w:type="dxa" w:w="1800"/>
-            <w:vAlign w:val="center"/>
+            <w:vAlign w:val="centre"/>
             <w:shd w:fill="F3F7FA"/>
           </w:tcPr>
           <w:p>
@@ -1187,7 +1187,7 @@
         <w:tc>
           <w:tcPr>
             <w:tcW w:type="dxa" w:w="3816"/>
-            <w:vAlign w:val="center"/>
+            <w:vAlign w:val="centre"/>
             <w:shd w:fill="F3F7FA"/>
           </w:tcPr>
           <w:p>
@@ -1208,7 +1208,7 @@
         <w:tc>
           <w:tcPr>
             <w:tcW w:type="dxa" w:w="1080"/>
-            <w:vAlign w:val="center"/>
+            <w:vAlign w:val="centre"/>
             <w:shd w:fill="F3F7FA"/>
           </w:tcPr>
           <w:p>
@@ -1229,7 +1229,7 @@
         <w:tc>
           <w:tcPr>
             <w:tcW w:type="dxa" w:w="2520"/>
-            <w:vAlign w:val="center"/>
+            <w:vAlign w:val="centre"/>
             <w:shd w:fill="F3F7FA"/>
           </w:tcPr>
           <w:p>
@@ -1250,7 +1250,7 @@
         <w:tc>
           <w:tcPr>
             <w:tcW w:type="dxa" w:w="2304"/>
-            <w:vAlign w:val="center"/>
+            <w:vAlign w:val="centre"/>
             <w:shd w:fill="F3F7FA"/>
           </w:tcPr>
           <w:p>
@@ -1273,7 +1273,7 @@
         <w:tc>
           <w:tcPr>
             <w:tcW w:type="dxa" w:w="1800"/>
-            <w:vAlign w:val="center"/>
+            <w:vAlign w:val="centre"/>
           </w:tcPr>
           <w:p>
             <w:pPr>
@@ -1297,7 +1297,7 @@
         <w:tc>
           <w:tcPr>
             <w:tcW w:type="dxa" w:w="3816"/>
-            <w:vAlign w:val="center"/>
+            <w:vAlign w:val="centre"/>
           </w:tcPr>
           <w:p>
             <w:pPr>
@@ -1317,7 +1317,7 @@
         <w:tc>
           <w:tcPr>
             <w:tcW w:type="dxa" w:w="1080"/>
-            <w:vAlign w:val="center"/>
+            <w:vAlign w:val="centre"/>
           </w:tcPr>
           <w:p>
             <w:pPr>
@@ -1337,7 +1337,7 @@
         <w:tc>
           <w:tcPr>
             <w:tcW w:type="dxa" w:w="2520"/>
-            <w:vAlign w:val="center"/>
+            <w:vAlign w:val="centre"/>
           </w:tcPr>
           <w:p>
             <w:pPr>
@@ -1357,7 +1357,7 @@
         <w:tc>
           <w:tcPr>
             <w:tcW w:type="dxa" w:w="2304"/>
-            <w:vAlign w:val="center"/>
+            <w:vAlign w:val="centre"/>
           </w:tcPr>
           <w:p>
             <w:pPr>
@@ -1379,7 +1379,7 @@
         <w:tc>
           <w:tcPr>
             <w:tcW w:type="dxa" w:w="1800"/>
-            <w:vAlign w:val="center"/>
+            <w:vAlign w:val="centre"/>
             <w:shd w:fill="F3F7FA"/>
           </w:tcPr>
           <w:p>
@@ -1404,7 +1404,7 @@
         <w:tc>
           <w:tcPr>
             <w:tcW w:type="dxa" w:w="3816"/>
-            <w:vAlign w:val="center"/>
+            <w:vAlign w:val="centre"/>
             <w:shd w:fill="F3F7FA"/>
           </w:tcPr>
           <w:p>
@@ -1425,7 +1425,7 @@
         <w:tc>
           <w:tcPr>
             <w:tcW w:type="dxa" w:w="1080"/>
-            <w:vAlign w:val="center"/>
+            <w:vAlign w:val="centre"/>
             <w:shd w:fill="F3F7FA"/>
           </w:tcPr>
           <w:p>
@@ -1446,7 +1446,7 @@
         <w:tc>
           <w:tcPr>
             <w:tcW w:type="dxa" w:w="2520"/>
-            <w:vAlign w:val="center"/>
+            <w:vAlign w:val="centre"/>
             <w:shd w:fill="F3F7FA"/>
           </w:tcPr>
           <w:p>
@@ -1467,7 +1467,7 @@
         <w:tc>
           <w:tcPr>
             <w:tcW w:type="dxa" w:w="2304"/>
-            <w:vAlign w:val="center"/>
+            <w:vAlign w:val="centre"/>
             <w:shd w:fill="F3F7FA"/>
           </w:tcPr>
           <w:p>
@@ -1490,7 +1490,7 @@
         <w:tc>
           <w:tcPr>
             <w:tcW w:type="dxa" w:w="1800"/>
-            <w:vAlign w:val="center"/>
+            <w:vAlign w:val="centre"/>
           </w:tcPr>
           <w:p>
             <w:pPr>
@@ -1514,7 +1514,7 @@
         <w:tc>
           <w:tcPr>
             <w:tcW w:type="dxa" w:w="3816"/>
-            <w:vAlign w:val="center"/>
+            <w:vAlign w:val="centre"/>
           </w:tcPr>
           <w:p>
             <w:pPr>
@@ -1534,7 +1534,7 @@
         <w:tc>
           <w:tcPr>
             <w:tcW w:type="dxa" w:w="1080"/>
-            <w:vAlign w:val="center"/>
+            <w:vAlign w:val="centre"/>
           </w:tcPr>
           <w:p>
             <w:pPr>
@@ -1554,7 +1554,7 @@
         <w:tc>
           <w:tcPr>
             <w:tcW w:type="dxa" w:w="2520"/>
-            <w:vAlign w:val="center"/>
+            <w:vAlign w:val="centre"/>
           </w:tcPr>
           <w:p>
             <w:pPr>
@@ -1574,7 +1574,7 @@
         <w:tc>
           <w:tcPr>
             <w:tcW w:type="dxa" w:w="2304"/>
-            <w:vAlign w:val="center"/>
+            <w:vAlign w:val="centre"/>
           </w:tcPr>
           <w:p>
             <w:pPr>
@@ -1611,7 +1611,7 @@
       <w:tblPr>
         <w:tblStyle w:val="TableGrid"/>
         <w:tblW w:type="auto" w:w="0"/>
-        <w:jc w:val="center"/>
+        <w:jc w:val="centre"/>
         <w:tblLook w:firstColumn="1" w:firstRow="1" w:lastColumn="0" w:lastRow="0" w:noHBand="0" w:noVBand="1" w:val="04A0"/>
       </w:tblPr>
       <w:tblGrid>
@@ -1625,7 +1625,7 @@
         <w:tc>
           <w:tcPr>
             <w:tcW w:type="dxa" w:w="3024"/>
-            <w:vAlign w:val="center"/>
+            <w:vAlign w:val="centre"/>
             <w:shd w:fill="1F4E79"/>
           </w:tcPr>
           <w:p>
@@ -1647,7 +1647,7 @@
         <w:tc>
           <w:tcPr>
             <w:tcW w:type="dxa" w:w="7776"/>
-            <w:vAlign w:val="center"/>
+            <w:vAlign w:val="centre"/>
             <w:shd w:fill="1F4E79"/>
           </w:tcPr>
           <w:p>
@@ -1671,7 +1671,7 @@
         <w:tc>
           <w:tcPr>
             <w:tcW w:type="dxa" w:w="3024"/>
-            <w:vAlign w:val="center"/>
+            <w:vAlign w:val="centre"/>
           </w:tcPr>
           <w:p>
             <w:pPr>
@@ -1695,7 +1695,7 @@
         <w:tc>
           <w:tcPr>
             <w:tcW w:type="dxa" w:w="7776"/>
-            <w:vAlign w:val="center"/>
+            <w:vAlign w:val="centre"/>
           </w:tcPr>
           <w:p>
             <w:pPr>
@@ -1717,7 +1717,7 @@
         <w:tc>
           <w:tcPr>
             <w:tcW w:type="dxa" w:w="3024"/>
-            <w:vAlign w:val="center"/>
+            <w:vAlign w:val="centre"/>
             <w:shd w:fill="F3F7FA"/>
           </w:tcPr>
           <w:p>
@@ -1742,7 +1742,7 @@
         <w:tc>
           <w:tcPr>
             <w:tcW w:type="dxa" w:w="7776"/>
-            <w:vAlign w:val="center"/>
+            <w:vAlign w:val="centre"/>
             <w:shd w:fill="F3F7FA"/>
           </w:tcPr>
           <w:p>
@@ -1765,7 +1765,7 @@
         <w:tc>
           <w:tcPr>
             <w:tcW w:type="dxa" w:w="3024"/>
-            <w:vAlign w:val="center"/>
+            <w:vAlign w:val="centre"/>
           </w:tcPr>
           <w:p>
             <w:pPr>
@@ -1789,7 +1789,7 @@
         <w:tc>
           <w:tcPr>
             <w:tcW w:type="dxa" w:w="7776"/>
-            <w:vAlign w:val="center"/>
+            <w:vAlign w:val="centre"/>
           </w:tcPr>
           <w:p>
             <w:pPr>
@@ -1811,7 +1811,7 @@
         <w:tc>
           <w:tcPr>
             <w:tcW w:type="dxa" w:w="3024"/>
-            <w:vAlign w:val="center"/>
+            <w:vAlign w:val="centre"/>
             <w:shd w:fill="F3F7FA"/>
           </w:tcPr>
           <w:p>
@@ -1836,7 +1836,7 @@
         <w:tc>
           <w:tcPr>
             <w:tcW w:type="dxa" w:w="7776"/>
-            <w:vAlign w:val="center"/>
+            <w:vAlign w:val="centre"/>
             <w:shd w:fill="F3F7FA"/>
           </w:tcPr>
           <w:p>
@@ -1859,7 +1859,7 @@
         <w:tc>
           <w:tcPr>
             <w:tcW w:type="dxa" w:w="3024"/>
-            <w:vAlign w:val="center"/>
+            <w:vAlign w:val="centre"/>
           </w:tcPr>
           <w:p>
             <w:pPr>
@@ -1883,7 +1883,7 @@
         <w:tc>
           <w:tcPr>
             <w:tcW w:type="dxa" w:w="7776"/>
-            <w:vAlign w:val="center"/>
+            <w:vAlign w:val="centre"/>
           </w:tcPr>
           <w:p>
             <w:pPr>
@@ -1920,7 +1920,7 @@
       <w:tblPr>
         <w:tblStyle w:val="TableGrid"/>
         <w:tblW w:type="auto" w:w="0"/>
-        <w:jc w:val="center"/>
+        <w:jc w:val="centre"/>
         <w:tblLook w:firstColumn="1" w:firstRow="1" w:lastColumn="0" w:lastRow="0" w:noHBand="0" w:noVBand="1" w:val="04A0"/>
       </w:tblPr>
       <w:tblGrid>
@@ -1935,7 +1935,7 @@
         <w:tc>
           <w:tcPr>
             <w:tcW w:type="dxa" w:w="2088"/>
-            <w:vAlign w:val="center"/>
+            <w:vAlign w:val="centre"/>
             <w:shd w:fill="1F4E79"/>
           </w:tcPr>
           <w:p>
@@ -1957,7 +1957,7 @@
         <w:tc>
           <w:tcPr>
             <w:tcW w:type="dxa" w:w="4464"/>
-            <w:vAlign w:val="center"/>
+            <w:vAlign w:val="centre"/>
             <w:shd w:fill="1F4E79"/>
           </w:tcPr>
           <w:p>
@@ -1979,7 +1979,7 @@
         <w:tc>
           <w:tcPr>
             <w:tcW w:type="dxa" w:w="3456"/>
-            <w:vAlign w:val="center"/>
+            <w:vAlign w:val="centre"/>
             <w:shd w:fill="1F4E79"/>
           </w:tcPr>
           <w:p>
@@ -2003,7 +2003,7 @@
         <w:tc>
           <w:tcPr>
             <w:tcW w:type="dxa" w:w="2088"/>
-            <w:vAlign w:val="center"/>
+            <w:vAlign w:val="centre"/>
           </w:tcPr>
           <w:p>
             <w:pPr>
@@ -2027,7 +2027,7 @@
         <w:tc>
           <w:tcPr>
             <w:tcW w:type="dxa" w:w="4464"/>
-            <w:vAlign w:val="center"/>
+            <w:vAlign w:val="centre"/>
           </w:tcPr>
           <w:p>
             <w:pPr>
@@ -2047,7 +2047,7 @@
         <w:tc>
           <w:tcPr>
             <w:tcW w:type="dxa" w:w="3456"/>
-            <w:vAlign w:val="center"/>
+            <w:vAlign w:val="centre"/>
           </w:tcPr>
           <w:p>
             <w:pPr>
@@ -2069,7 +2069,7 @@
         <w:tc>
           <w:tcPr>
             <w:tcW w:type="dxa" w:w="2088"/>
-            <w:vAlign w:val="center"/>
+            <w:vAlign w:val="centre"/>
             <w:shd w:fill="F3F7FA"/>
           </w:tcPr>
           <w:p>
@@ -2094,7 +2094,7 @@
         <w:tc>
           <w:tcPr>
             <w:tcW w:type="dxa" w:w="4464"/>
-            <w:vAlign w:val="center"/>
+            <w:vAlign w:val="centre"/>
             <w:shd w:fill="F3F7FA"/>
           </w:tcPr>
           <w:p>
@@ -2115,7 +2115,7 @@
         <w:tc>
           <w:tcPr>
             <w:tcW w:type="dxa" w:w="3456"/>
-            <w:vAlign w:val="center"/>
+            <w:vAlign w:val="centre"/>
             <w:shd w:fill="F3F7FA"/>
           </w:tcPr>
           <w:p>
@@ -2138,7 +2138,7 @@
         <w:tc>
           <w:tcPr>
             <w:tcW w:type="dxa" w:w="2088"/>
-            <w:vAlign w:val="center"/>
+            <w:vAlign w:val="centre"/>
           </w:tcPr>
           <w:p>
             <w:pPr>
@@ -2162,7 +2162,7 @@
         <w:tc>
           <w:tcPr>
             <w:tcW w:type="dxa" w:w="4464"/>
-            <w:vAlign w:val="center"/>
+            <w:vAlign w:val="centre"/>
           </w:tcPr>
           <w:p>
             <w:pPr>
@@ -2182,7 +2182,7 @@
         <w:tc>
           <w:tcPr>
             <w:tcW w:type="dxa" w:w="3456"/>
-            <w:vAlign w:val="center"/>
+            <w:vAlign w:val="centre"/>
           </w:tcPr>
           <w:p>
             <w:pPr>
@@ -2204,7 +2204,7 @@
         <w:tc>
           <w:tcPr>
             <w:tcW w:type="dxa" w:w="2088"/>
-            <w:vAlign w:val="center"/>
+            <w:vAlign w:val="centre"/>
             <w:shd w:fill="F3F7FA"/>
           </w:tcPr>
           <w:p>
@@ -2229,7 +2229,7 @@
         <w:tc>
           <w:tcPr>
             <w:tcW w:type="dxa" w:w="4464"/>
-            <w:vAlign w:val="center"/>
+            <w:vAlign w:val="centre"/>
             <w:shd w:fill="F3F7FA"/>
           </w:tcPr>
           <w:p>
@@ -2250,7 +2250,7 @@
         <w:tc>
           <w:tcPr>
             <w:tcW w:type="dxa" w:w="3456"/>
-            <w:vAlign w:val="center"/>
+            <w:vAlign w:val="centre"/>
             <w:shd w:fill="F3F7FA"/>
           </w:tcPr>
           <w:p>
@@ -2273,7 +2273,7 @@
         <w:tc>
           <w:tcPr>
             <w:tcW w:type="dxa" w:w="2088"/>
-            <w:vAlign w:val="center"/>
+            <w:vAlign w:val="centre"/>
           </w:tcPr>
           <w:p>
             <w:pPr>
@@ -2297,7 +2297,7 @@
         <w:tc>
           <w:tcPr>
             <w:tcW w:type="dxa" w:w="4464"/>
-            <w:vAlign w:val="center"/>
+            <w:vAlign w:val="centre"/>
           </w:tcPr>
           <w:p>
             <w:pPr>
@@ -2317,7 +2317,7 @@
         <w:tc>
           <w:tcPr>
             <w:tcW w:type="dxa" w:w="3456"/>
-            <w:vAlign w:val="center"/>
+            <w:vAlign w:val="centre"/>
           </w:tcPr>
           <w:p>
             <w:pPr>
@@ -2339,7 +2339,7 @@
         <w:tc>
           <w:tcPr>
             <w:tcW w:type="dxa" w:w="2088"/>
-            <w:vAlign w:val="center"/>
+            <w:vAlign w:val="centre"/>
             <w:shd w:fill="F3F7FA"/>
           </w:tcPr>
           <w:p>
@@ -2364,7 +2364,7 @@
         <w:tc>
           <w:tcPr>
             <w:tcW w:type="dxa" w:w="4464"/>
-            <w:vAlign w:val="center"/>
+            <w:vAlign w:val="centre"/>
             <w:shd w:fill="F3F7FA"/>
           </w:tcPr>
           <w:p>
@@ -2385,7 +2385,7 @@
         <w:tc>
           <w:tcPr>
             <w:tcW w:type="dxa" w:w="3456"/>
-            <w:vAlign w:val="center"/>
+            <w:vAlign w:val="centre"/>
             <w:shd w:fill="F3F7FA"/>
           </w:tcPr>
           <w:p>
@@ -2431,15 +2431,14 @@
   <w:p>
     <w:pPr>
       <w:pStyle w:val="Footer"/>
-      <w:jc w:val="center"/>
+      <w:jc w:val="centre"/>
     </w:pPr>
     <w:r>
       <w:rPr>
-        <w:rFonts w:ascii="Arial" w:hAnsi="Arial"/>
-        <w:color w:val="666666"/>
-        <w:sz w:val="16"/>
-      </w:rPr>
-      <w:t>AI and Healthcare Economics Companion Resource | Version 6.0.0</w:t>
+        <w:color w:val="5F5A5B"/>
+        <w:sz w:val="15"/>
+      </w:rPr>
+      <w:t>Muthana Zouri · Carmen Marinela Cumpăt · Grigore T. Popa University of Medicine and Pharmacy Publishing House · 2026</w:t>
     </w:r>
   </w:p>
 </w:ftr>
@@ -2470,7 +2469,25 @@
   <w:p>
     <w:pPr>
       <w:pStyle w:val="Header"/>
-    </w:pPr>
+      <w:jc w:val="centre"/>
+    </w:pPr>
+    <w:r/>
+    <w:r>
+      <w:rPr>
+        <w:rFonts w:ascii="Georgia" w:hAnsi="Georgia"/>
+        <w:b/>
+        <w:color w:val="7B1734"/>
+        <w:sz w:val="17"/>
+      </w:rPr>
+      <w:t>Artificial Intelligence and Healthcare Economics</w:t>
+    </w:r>
+    <w:r>
+      <w:rPr>
+        <w:color w:val="5F5A5B"/>
+        <w:sz w:val="16"/>
+      </w:rPr>
+      <w:t xml:space="preserve"> · Digital Resource Companion · V1.0</w:t>
+    </w:r>
   </w:p>
 </w:hdr>
 </file>
@@ -2875,7 +2892,7 @@
     <w:rsid w:val="00E618BF"/>
     <w:pPr>
       <w:tabs>
-        <w:tab w:val="center" w:pos="4680"/>
+        <w:tab w:val="centre" w:pos="4680"/>
         <w:tab w:val="right" w:pos="9360"/>
       </w:tabs>
       <w:spacing w:after="0" w:line="240" w:lineRule="auto"/>
@@ -2897,7 +2914,7 @@
     <w:rsid w:val="00E618BF"/>
     <w:pPr>
       <w:tabs>
-        <w:tab w:val="center" w:pos="4680"/>
+        <w:tab w:val="centre" w:pos="4680"/>
         <w:tab w:val="right" w:pos="9360"/>
       </w:tabs>
       <w:spacing w:after="0" w:line="240" w:lineRule="auto"/>
